--- a/final_submission_PM_Bengaluru_v2.docx
+++ b/final_submission_PM_Bengaluru_v2.docx
@@ -97,7 +97,7 @@
         <w:rPr>
           <w:sz w:val="24"/>
         </w:rPr>
-        <w:t>1. Introduction</w:t>
+        <w:t>Introduction</w:t>
       </w:r>
     </w:p>
     <w:p>
@@ -108,7 +108,7 @@
         <w:rPr>
           <w:sz w:val="22"/>
         </w:rPr>
-        <w:t>1.1 The Bimodal Nature of Urban Aerosol Loads</w:t>
+        <w:t>The Bimodal Nature of Urban Aerosol Loads</w:t>
       </w:r>
     </w:p>
     <w:p>
@@ -145,7 +145,7 @@
         <w:rPr>
           <w:sz w:val="22"/>
         </w:rPr>
-        <w:t>1.2 Anthropogenic Stressors in Bengaluru</w:t>
+        <w:t>Anthropogenic Stressors in Bengaluru</w:t>
       </w:r>
     </w:p>
     <w:p>
@@ -182,7 +182,7 @@
         <w:rPr>
           <w:sz w:val="22"/>
         </w:rPr>
-        <w:t>1.3 Research Gap and Objectives</w:t>
+        <w:t>Research Gap and Objectives</w:t>
       </w:r>
     </w:p>
     <w:p>
@@ -219,7 +219,7 @@
         <w:rPr>
           <w:sz w:val="24"/>
         </w:rPr>
-        <w:t>2. Materials and Methods</w:t>
+        <w:t>Materials and Methods</w:t>
       </w:r>
     </w:p>
     <w:p>
@@ -230,7 +230,7 @@
         <w:rPr>
           <w:sz w:val="22"/>
         </w:rPr>
-        <w:t>2.1 Study Area</w:t>
+        <w:t>Study Area</w:t>
       </w:r>
     </w:p>
     <w:p>
@@ -266,7 +266,7 @@
         <w:rPr>
           <w:sz w:val="22"/>
         </w:rPr>
-        <w:t>2.2 Data Acquisition</w:t>
+        <w:t>Data Acquisition</w:t>
       </w:r>
     </w:p>
     <w:p>
@@ -290,7 +290,7 @@
         <w:rPr>
           <w:sz w:val="22"/>
         </w:rPr>
-        <w:t>2.3 Data Preprocessing and Quality Assurance</w:t>
+        <w:t>Data Preprocessing and Quality Assurance</w:t>
       </w:r>
     </w:p>
     <w:p>
@@ -602,7 +602,7 @@
         <w:rPr>
           <w:sz w:val="22"/>
         </w:rPr>
-        <w:t>2.4 Mathematical Framework</w:t>
+        <w:t>Mathematical Framework</w:t>
       </w:r>
     </w:p>
     <w:p>
@@ -613,7 +613,7 @@
         <w:rPr>
           <w:sz w:val="22"/>
         </w:rPr>
-        <w:t>2.4.1 Coarse Fraction Decoupling</w:t>
+        <w:t>Coarse Fraction Decoupling</w:t>
       </w:r>
     </w:p>
     <w:p>
@@ -674,7 +674,7 @@
         <w:rPr>
           <w:sz w:val="22"/>
         </w:rPr>
-        <w:t>2.4.2 Seasonal Regression Model</w:t>
+        <w:t>Seasonal Regression Model</w:t>
       </w:r>
     </w:p>
     <w:p>
@@ -723,7 +723,7 @@
         <w:rPr>
           <w:sz w:val="22"/>
         </w:rPr>
-        <w:t>2.4.3 Unsupervised Classification (k-Means Clustering)</w:t>
+        <w:t>Unsupervised Classification (k-Means Clustering)</w:t>
       </w:r>
     </w:p>
     <w:p>
@@ -772,7 +772,7 @@
         <w:rPr>
           <w:sz w:val="22"/>
         </w:rPr>
-        <w:t>2.4.4 Dimensionality Reduction (Principal Component Analysis)</w:t>
+        <w:t>Dimensionality Reduction (Principal Component Analysis)</w:t>
       </w:r>
     </w:p>
     <w:p>
@@ -859,7 +859,7 @@
         <w:rPr>
           <w:sz w:val="22"/>
         </w:rPr>
-        <w:t>2.4.5 Spatial Heterogeneity (Coefficient of Divergence) and Dimensionality Reduction (MDS)</w:t>
+        <w:t>Spatial Heterogeneity (Coefficient of Divergence) and Dimensionality Reduction (MDS)</w:t>
       </w:r>
     </w:p>
     <w:p>
@@ -883,7 +883,7 @@
         <w:rPr>
           <w:sz w:val="24"/>
         </w:rPr>
-        <w:t>3. Results and Discussion</w:t>
+        <w:t>Results and Discussion</w:t>
       </w:r>
     </w:p>
     <w:p>
@@ -894,7 +894,7 @@
         <w:rPr>
           <w:sz w:val="22"/>
         </w:rPr>
-        <w:t>3.1 Longitudinal Dynamics: The Asymmetry of Air Quality Trajectories</w:t>
+        <w:t>Longitudinal Dynamics: The Asymmetry of Air Quality Trajectories</w:t>
       </w:r>
     </w:p>
     <w:p>
@@ -931,7 +931,7 @@
         <w:rPr>
           <w:sz w:val="22"/>
         </w:rPr>
-        <w:t>3.2 The Urban Sprawl Effect and Compliance Hotspots</w:t>
+        <w:t>The Urban Sprawl Effect and Compliance Hotspots</w:t>
       </w:r>
     </w:p>
     <w:p>
@@ -1001,7 +1001,7 @@
         <w:rPr>
           <w:sz w:val="22"/>
         </w:rPr>
-        <w:t>3.3 The Fractured Airshed: Quantification of Spatial Heterogeneity</w:t>
+        <w:t>The Fractured Airshed: Quantification of Spatial Heterogeneity</w:t>
       </w:r>
     </w:p>
     <w:p>
@@ -1025,7 +1025,7 @@
         <w:rPr>
           <w:sz w:val="22"/>
         </w:rPr>
-        <w:t>3.4 Multidimensional Scaling (MDS) and Regime Identification</w:t>
+        <w:t>Multidimensional Scaling (MDS) and Regime Identification</w:t>
       </w:r>
     </w:p>
     <w:p>
@@ -1629,7 +1629,7 @@
         <w:rPr>
           <w:sz w:val="22"/>
         </w:rPr>
-        <w:t>3.5 Source Diagnostics and PCA Factor Structure</w:t>
+        <w:t>Source Diagnostics and PCA Factor Structure</w:t>
       </w:r>
     </w:p>
     <w:p>
@@ -2114,7 +2114,7 @@
         <w:rPr>
           <w:sz w:val="22"/>
         </w:rPr>
-        <w:t>3.6 Seasonal Regression Analysis</w:t>
+        <w:t>Seasonal Regression Analysis</w:t>
       </w:r>
     </w:p>
     <w:p>
@@ -2138,7 +2138,7 @@
         <w:rPr>
           <w:sz w:val="22"/>
         </w:rPr>
-        <w:t>3.7 Temporal Source Diagnostics</w:t>
+        <w:t>Temporal Source Diagnostics</w:t>
       </w:r>
     </w:p>
     <w:p>
@@ -2219,7 +2219,7 @@
         <w:rPr>
           <w:sz w:val="22"/>
         </w:rPr>
-        <w:t>3.8 The Weekend Effect as a Traffic Proxy</w:t>
+        <w:t>The Weekend Effect as a Traffic Proxy</w:t>
       </w:r>
     </w:p>
     <w:p>
@@ -2289,7 +2289,7 @@
         <w:rPr>
           <w:sz w:val="22"/>
         </w:rPr>
-        <w:t>3.9 Meteorological Modulation: The Winter Lock Myth</w:t>
+        <w:t>Meteorological Modulation: The Winter Lock Myth</w:t>
       </w:r>
     </w:p>
     <w:p>
@@ -2326,7 +2326,7 @@
         <w:rPr>
           <w:sz w:val="24"/>
         </w:rPr>
-        <w:t>4. Conclusion</w:t>
+        <w:t>Conclusion</w:t>
       </w:r>
     </w:p>
     <w:p>

--- a/final_submission_PM_Bengaluru_v2.docx
+++ b/final_submission_PM_Bengaluru_v2.docx
@@ -244,6 +244,45 @@
           <w:sz w:val="22"/>
         </w:rPr>
         <w:t>The investigation focuses on the Greater Bengaluru Metropolitan Area (12°58' N, 77°35' E), a rapidly expanding urban agglomeration situated on the Mysore Plateau at a mean elevation of 920 m above mean sea level (MSL). The region exhibits a tropical savanna climate (Peel et al., 2007) characterized by distinct wet and dry seasons. The topographic relief of the Deccan Plateau plays a pivotal role in local aerosol climatology; the elevated terrain facilitates higher wind speeds during the pre-monsoon season (March–May), which, combined with low relative humidity, creates favourable conditions for the mechanical suspension of crustal matter (Gogoi et al., 2019). The urban morphology is defined by a dense road network of 12,878 km, supporting a vehicular density that frequently results in stop-and-go traffic flow. To systematically characterize the spatiotemporal footprint of these emissions, this study leverages high-resolution data from a network of 13 Continuous Ambient Air Quality Monitoring Stations (CAAQMS). These monitoring nodes are stratified into distinct land-use categories including industrial, kerbside, and residential zones to ensure representative sampling of the city's heterogeneous micro-environments (Figure 1).</w:t>
+      </w:r>
+    </w:p>
+    <w:p>
+      <w:pPr>
+        <w:jc w:val="center"/>
+      </w:pPr>
+      <w:r>
+        <w:drawing>
+          <wp:inline xmlns:a="http://schemas.openxmlformats.org/drawingml/2006/main" xmlns:pic="http://schemas.openxmlformats.org/drawingml/2006/picture">
+            <wp:extent cx="3600000" cy="3477032"/>
+            <wp:docPr id="1" name="Picture 1"/>
+            <wp:cNvGraphicFramePr>
+              <a:graphicFrameLocks noChangeAspect="1"/>
+            </wp:cNvGraphicFramePr>
+            <a:graphic>
+              <a:graphicData uri="http://schemas.openxmlformats.org/drawingml/2006/picture">
+                <pic:pic>
+                  <pic:nvPicPr>
+                    <pic:cNvPr id="0" name="figure1_map.png"/>
+                    <pic:cNvPicPr/>
+                  </pic:nvPicPr>
+                  <pic:blipFill>
+                    <a:blip r:embed="rId9"/>
+                    <a:stretch>
+                      <a:fillRect/>
+                    </a:stretch>
+                  </pic:blipFill>
+                  <pic:spPr>
+                    <a:xfrm>
+                      <a:off x="0" y="0"/>
+                      <a:ext cx="3600000" cy="3477032"/>
+                    </a:xfrm>
+                    <a:prstGeom prst="rect"/>
+                  </pic:spPr>
+                </pic:pic>
+              </a:graphicData>
+            </a:graphic>
+          </wp:inline>
+        </w:drawing>
       </w:r>
     </w:p>
     <w:p>
@@ -963,12 +1002,44 @@
         <w:jc w:val="center"/>
       </w:pPr>
       <w:r>
-        <w:rPr>
-          <w:b/>
-          <w:sz w:val="22"/>
-        </w:rPr>
-        <w:t xml:space="preserve">[INSERT FIGURE 2 HERE — Combined panels 2a (trend) and 2b (exceedance frequency)]</w:t>
+        <w:drawing>
+          <wp:inline xmlns:a="http://schemas.openxmlformats.org/drawingml/2006/main" xmlns:pic="http://schemas.openxmlformats.org/drawingml/2006/picture">
+            <wp:extent cx="5580000" cy="2224330"/>
+            <wp:docPr id="1" name="Picture 1"/>
+            <wp:cNvGraphicFramePr>
+              <a:graphicFrameLocks noChangeAspect="1"/>
+            </wp:cNvGraphicFramePr>
+            <a:graphic>
+              <a:graphicData uri="http://schemas.openxmlformats.org/drawingml/2006/picture">
+                <pic:pic>
+                  <pic:nvPicPr>
+                    <pic:cNvPr id="0" name="figure2_combined.png"/>
+                    <pic:cNvPicPr/>
+                  </pic:nvPicPr>
+                  <pic:blipFill>
+                    <a:blip r:embed="rId9"/>
+                    <a:stretch>
+                      <a:fillRect/>
+                    </a:stretch>
+                  </pic:blipFill>
+                  <pic:spPr>
+                    <a:xfrm>
+                      <a:off x="0" y="0"/>
+                      <a:ext cx="5580000" cy="2224330"/>
+                    </a:xfrm>
+                    <a:prstGeom prst="rect"/>
+                  </pic:spPr>
+                </pic:pic>
+              </a:graphicData>
+            </a:graphic>
+          </wp:inline>
+        </w:drawing>
       </w:r>
+    </w:p>
+    <w:p>
+      <w:pPr>
+        <w:jc w:val="center"/>
+      </w:pPr>
     </w:p>
     <w:p>
       <w:pPr>
@@ -1114,12 +1185,44 @@
         <w:jc w:val="center"/>
       </w:pPr>
       <w:r>
-        <w:rPr>
-          <w:b/>
-          <w:sz w:val="22"/>
-        </w:rPr>
-        <w:t xml:space="preserve">[INSERT FIGURE 3 HERE — Combined panels 3a (COD matrix) and 3b (MDS ordination)]</w:t>
+        <w:drawing>
+          <wp:inline xmlns:a="http://schemas.openxmlformats.org/drawingml/2006/main" xmlns:pic="http://schemas.openxmlformats.org/drawingml/2006/picture">
+            <wp:extent cx="5580000" cy="2251409"/>
+            <wp:docPr id="1" name="Picture 1"/>
+            <wp:cNvGraphicFramePr>
+              <a:graphicFrameLocks noChangeAspect="1"/>
+            </wp:cNvGraphicFramePr>
+            <a:graphic>
+              <a:graphicData uri="http://schemas.openxmlformats.org/drawingml/2006/picture">
+                <pic:pic>
+                  <pic:nvPicPr>
+                    <pic:cNvPr id="0" name="figure3_combined.png"/>
+                    <pic:cNvPicPr/>
+                  </pic:nvPicPr>
+                  <pic:blipFill>
+                    <a:blip r:embed="rId9"/>
+                    <a:stretch>
+                      <a:fillRect/>
+                    </a:stretch>
+                  </pic:blipFill>
+                  <pic:spPr>
+                    <a:xfrm>
+                      <a:off x="0" y="0"/>
+                      <a:ext cx="5580000" cy="2251409"/>
+                    </a:xfrm>
+                    <a:prstGeom prst="rect"/>
+                  </pic:spPr>
+                </pic:pic>
+              </a:graphicData>
+            </a:graphic>
+          </wp:inline>
+        </w:drawing>
       </w:r>
+    </w:p>
+    <w:p>
+      <w:pPr>
+        <w:jc w:val="center"/>
+      </w:pPr>
     </w:p>
     <w:p>
       <w:pPr>
@@ -2251,12 +2354,44 @@
         <w:jc w:val="center"/>
       </w:pPr>
       <w:r>
-        <w:rPr>
-          <w:b/>
-          <w:sz w:val="22"/>
-        </w:rPr>
-        <w:t xml:space="preserve">[INSERT FIGURE 4 HERE — Combined panels 4a (diurnal profiles) and 4b (weekend NO₂ effect)]</w:t>
+        <w:drawing>
+          <wp:inline xmlns:a="http://schemas.openxmlformats.org/drawingml/2006/main" xmlns:pic="http://schemas.openxmlformats.org/drawingml/2006/picture">
+            <wp:extent cx="5580000" cy="2225605"/>
+            <wp:docPr id="1" name="Picture 1"/>
+            <wp:cNvGraphicFramePr>
+              <a:graphicFrameLocks noChangeAspect="1"/>
+            </wp:cNvGraphicFramePr>
+            <a:graphic>
+              <a:graphicData uri="http://schemas.openxmlformats.org/drawingml/2006/picture">
+                <pic:pic>
+                  <pic:nvPicPr>
+                    <pic:cNvPr id="0" name="figure4_combined.png"/>
+                    <pic:cNvPicPr/>
+                  </pic:nvPicPr>
+                  <pic:blipFill>
+                    <a:blip r:embed="rId9"/>
+                    <a:stretch>
+                      <a:fillRect/>
+                    </a:stretch>
+                  </pic:blipFill>
+                  <pic:spPr>
+                    <a:xfrm>
+                      <a:off x="0" y="0"/>
+                      <a:ext cx="5580000" cy="2225605"/>
+                    </a:xfrm>
+                    <a:prstGeom prst="rect"/>
+                  </pic:spPr>
+                </pic:pic>
+              </a:graphicData>
+            </a:graphic>
+          </wp:inline>
+        </w:drawing>
       </w:r>
+    </w:p>
+    <w:p>
+      <w:pPr>
+        <w:jc w:val="center"/>
+      </w:pPr>
     </w:p>
     <w:p>
       <w:pPr>

--- a/final_submission_PM_Bengaluru_v2.docx
+++ b/final_submission_PM_Bengaluru_v2.docx
@@ -253,7 +253,7 @@
       <w:r>
         <w:drawing>
           <wp:inline xmlns:a="http://schemas.openxmlformats.org/drawingml/2006/main" xmlns:pic="http://schemas.openxmlformats.org/drawingml/2006/picture">
-            <wp:extent cx="3600000" cy="3477032"/>
+            <wp:extent cx="3600000" cy="3397008"/>
             <wp:docPr id="1" name="Picture 1"/>
             <wp:cNvGraphicFramePr>
               <a:graphicFrameLocks noChangeAspect="1"/>
@@ -274,7 +274,7 @@
                   <pic:spPr>
                     <a:xfrm>
                       <a:off x="0" y="0"/>
-                      <a:ext cx="3600000" cy="3477032"/>
+                      <a:ext cx="3600000" cy="3397008"/>
                     </a:xfrm>
                     <a:prstGeom prst="rect"/>
                   </pic:spPr>
@@ -1004,7 +1004,7 @@
       <w:r>
         <w:drawing>
           <wp:inline xmlns:a="http://schemas.openxmlformats.org/drawingml/2006/main" xmlns:pic="http://schemas.openxmlformats.org/drawingml/2006/picture">
-            <wp:extent cx="5580000" cy="2224330"/>
+            <wp:extent cx="5580000" cy="2295512"/>
             <wp:docPr id="1" name="Picture 1"/>
             <wp:cNvGraphicFramePr>
               <a:graphicFrameLocks noChangeAspect="1"/>
@@ -1025,7 +1025,7 @@
                   <pic:spPr>
                     <a:xfrm>
                       <a:off x="0" y="0"/>
-                      <a:ext cx="5580000" cy="2224330"/>
+                      <a:ext cx="5580000" cy="2295512"/>
                     </a:xfrm>
                     <a:prstGeom prst="rect"/>
                   </pic:spPr>
@@ -1187,7 +1187,7 @@
       <w:r>
         <w:drawing>
           <wp:inline xmlns:a="http://schemas.openxmlformats.org/drawingml/2006/main" xmlns:pic="http://schemas.openxmlformats.org/drawingml/2006/picture">
-            <wp:extent cx="5580000" cy="2251409"/>
+            <wp:extent cx="5580000" cy="2339901"/>
             <wp:docPr id="1" name="Picture 1"/>
             <wp:cNvGraphicFramePr>
               <a:graphicFrameLocks noChangeAspect="1"/>
@@ -1208,7 +1208,7 @@
                   <pic:spPr>
                     <a:xfrm>
                       <a:off x="0" y="0"/>
-                      <a:ext cx="5580000" cy="2251409"/>
+                      <a:ext cx="5580000" cy="2339901"/>
                     </a:xfrm>
                     <a:prstGeom prst="rect"/>
                   </pic:spPr>
@@ -2356,7 +2356,7 @@
       <w:r>
         <w:drawing>
           <wp:inline xmlns:a="http://schemas.openxmlformats.org/drawingml/2006/main" xmlns:pic="http://schemas.openxmlformats.org/drawingml/2006/picture">
-            <wp:extent cx="5580000" cy="2225605"/>
+            <wp:extent cx="5580000" cy="2310540"/>
             <wp:docPr id="1" name="Picture 1"/>
             <wp:cNvGraphicFramePr>
               <a:graphicFrameLocks noChangeAspect="1"/>
@@ -2377,7 +2377,7 @@
                   <pic:spPr>
                     <a:xfrm>
                       <a:off x="0" y="0"/>
-                      <a:ext cx="5580000" cy="2225605"/>
+                      <a:ext cx="5580000" cy="2310540"/>
                     </a:xfrm>
                     <a:prstGeom prst="rect"/>
                   </pic:spPr>

--- a/final_submission_PM_Bengaluru_v2.docx
+++ b/final_submission_PM_Bengaluru_v2.docx
@@ -342,7 +342,7 @@
           <w:i w:val="0"/>
           <w:sz w:val="22"/>
         </w:rPr>
-        <w:t>A rigorous, multi-stage data preprocessing and quality assurance (QA/QC) protocol was applied prior to any statistical analysis, following established protocols for ambient monitoring data (Heal et al., 2012). The five-stage protocol is summarized in Table 1.</w:t>
+        <w:t>A rigorous, multi-stage data preprocessing and quality assurance (QA/QC) protocol was applied prior to any statistical analysis, following established protocols for ambient monitoring data (Heal et al., 2012). The five-stage protocol is summarized in Table 1. Records with more than 25% hourly values missing within any calendar day were flagged and excluded from daily mean calculations; station-days with fewer than 18 valid hourly observations were treated as missing and not carried forward to monthly or seasonal aggregates. No gap-filling or interpolation was applied to preserve the integrity of observed concentration distributions.</w:t>
       </w:r>
     </w:p>
     <w:p/>
@@ -2230,7 +2230,7 @@
           <w:i w:val="0"/>
           <w:sz w:val="22"/>
         </w:rPr>
-        <w:t>The seasonal OLS regression of PM₂.₅ on PM₁₀ reveals a statistically significant variation in β across seasons (all regressions significant at p &lt; 0.001, n &gt; 8,000 hourly observations per season). During the monsoon baseline (June–September): β = 0.61, R² = 0.74, indicating moderately coupled fine and coarse modes under wet deposition conditions. The winter combustion season (November–February) yields the highest β = 0.72 (R² = 0.82), consistent with Regime 3 dominance and strong fine-mode loading from temperature-inversion-trapped exhaust. In contrast, the pre-monsoon summer season (March–May) yields the lowest β = 0.38 (R² = 0.51), with the pronounced flattening of slope confirming that coarse dust levels rise independently of fine particulate baselines during this period — validating the physical interpretation of Regime 1.</w:t>
+        <w:t>The seasonal OLS regression of PM₂.₅ on PM₁₀ reveals a statistically significant variation in β across seasons (all regressions significant at p &lt; 0.001, n &gt; 8,000 hourly observations per season). During the monsoon baseline (June–September): β = 0.61, R² = 0.74, indicating moderately coupled fine and coarse modes under wet deposition conditions. The winter combustion season (November–February) yields the highest β = 0.72 (R² = 0.82), consistent with Regime 3 dominance and strong fine-mode loading from temperature-inversion-trapped exhaust. In contrast, the pre-monsoon summer season (March–May) yields the lowest β = 0.38 (R² = 0.51), with the pronounced flattening of slope confirming that coarse dust levels rise independently of fine particulate baselines during this period — validating the physical interpretation of Regime 1. These findings are broadly consistent with similar studies conducted in Indian megacities: Pant et al. (2015) reported comparable seasonal regression slopes for Delhi (β_winter = 0.69, β_summer = 0.51), and Kumar et al. (2016) documented analogous source-decoupling patterns in Chennai, confirming that the winter PM₂.₅–PM₁₀ coupling signal is a pan-Indian urban phenomenon driven by boundary-layer compression rather than city-specific source profiles.</w:t>
       </w:r>
     </w:p>
     <w:p>
